--- a/CRO周报_2026-08-14至2026-08-20.docx
+++ b/CRO周报_2026-08-14至2026-08-20.docx
@@ -67,7 +67,7 @@
         <w:pStyle w:val="Heading3"/>
       </w:pPr>
       <w:r>
-        <w:t xml:space="preserve">国际 CRO 动态</w:t>
+        <w:t xml:space="preserve">1.1 国际 CRO 动态</w:t>
       </w:r>
     </w:p>
     <w:p>
@@ -336,7 +336,7 @@
         <w:pStyle w:val="Heading3"/>
       </w:pPr>
       <w:r>
-        <w:t xml:space="preserve">国内 CRO 动态</w:t>
+        <w:t xml:space="preserve">1.2 国内 CRO 动态</w:t>
       </w:r>
     </w:p>
     <w:p>
@@ -479,7 +479,7 @@
         <w:pStyle w:val="Heading3"/>
       </w:pPr>
       <w:r>
-        <w:t xml:space="preserve">国际 CRO 动态</w:t>
+        <w:t xml:space="preserve">2.1 国际 CRO 动态</w:t>
       </w:r>
     </w:p>
     <w:p>
@@ -835,7 +835,7 @@
         <w:pStyle w:val="Heading3"/>
       </w:pPr>
       <w:r>
-        <w:t xml:space="preserve">国内 CRO 动态</w:t>
+        <w:t xml:space="preserve">2.2 国内 CRO 动态</w:t>
       </w:r>
     </w:p>
     <w:p>
@@ -1094,7 +1094,7 @@
         <w:pStyle w:val="Heading3"/>
       </w:pPr>
       <w:r>
-        <w:t xml:space="preserve">国际 CRO 动态</w:t>
+        <w:t xml:space="preserve">3.1 国际 CRO 动态</w:t>
       </w:r>
     </w:p>
     <w:p>
@@ -1247,7 +1247,7 @@
         <w:pStyle w:val="Heading3"/>
       </w:pPr>
       <w:r>
-        <w:t xml:space="preserve">国内 CRO 动态</w:t>
+        <w:t xml:space="preserve">3.2 国内 CRO 动态</w:t>
       </w:r>
     </w:p>
     <w:p>
@@ -1332,7 +1332,7 @@
         <w:pStyle w:val="Heading3"/>
       </w:pPr>
       <w:r>
-        <w:t xml:space="preserve">国际 CRO 动态</w:t>
+        <w:t xml:space="preserve">4.1 国际 CRO 动态</w:t>
       </w:r>
     </w:p>
     <w:p>
@@ -1340,7 +1340,7 @@
         <w:pStyle w:val="Heading3"/>
       </w:pPr>
       <w:r>
-        <w:t xml:space="preserve">季度业绩对比</w:t>
+        <w:t xml:space="preserve">4.1.1 季度业绩对比</w:t>
       </w:r>
     </w:p>
     <w:tbl>
@@ -2285,7 +2285,7 @@
         <w:pStyle w:val="Heading3"/>
       </w:pPr>
       <w:r>
-        <w:t xml:space="preserve">行业趋势观察</w:t>
+        <w:t xml:space="preserve">4.1.2 行业趋势观察</w:t>
       </w:r>
     </w:p>
     <w:p>
@@ -2298,7 +2298,7 @@
         <w:pStyle w:val="Heading3"/>
       </w:pPr>
       <w:r>
-        <w:t xml:space="preserve">资产整合与市场融资</w:t>
+        <w:t xml:space="preserve">4.1.3 资产整合与市场融资</w:t>
       </w:r>
     </w:p>
     <w:p>
@@ -2960,7 +2960,7 @@
         <w:pStyle w:val="Heading3"/>
       </w:pPr>
       <w:r>
-        <w:t xml:space="preserve">国内 CRO 动态</w:t>
+        <w:t xml:space="preserve">4.2 国内 CRO 动态</w:t>
       </w:r>
     </w:p>
     <w:p>
@@ -3773,7 +3773,7 @@
         <w:pStyle w:val="Heading3"/>
       </w:pPr>
       <w:r>
-        <w:t xml:space="preserve">国际 CRO 动态</w:t>
+        <w:t xml:space="preserve">5.1 国际 CRO 动态</w:t>
       </w:r>
     </w:p>
     <w:p>
@@ -3955,7 +3955,7 @@
         <w:pStyle w:val="Heading3"/>
       </w:pPr>
       <w:r>
-        <w:t xml:space="preserve">国内 CRO 动态</w:t>
+        <w:t xml:space="preserve">5.2 国内 CRO 动态</w:t>
       </w:r>
     </w:p>
     <w:p>
@@ -4422,7 +4422,7 @@
         <w:pStyle w:val="Heading3"/>
       </w:pPr>
       <w:r>
-        <w:t xml:space="preserve">国际 CRO 动态</w:t>
+        <w:t xml:space="preserve">6.1 国际 CRO 动态</w:t>
       </w:r>
     </w:p>
     <w:p>
@@ -4870,7 +4870,7 @@
         <w:pStyle w:val="Heading3"/>
       </w:pPr>
       <w:r>
-        <w:t xml:space="preserve">国内 CRO 动态</w:t>
+        <w:t xml:space="preserve">6.2 国内 CRO 动态</w:t>
       </w:r>
     </w:p>
     <w:p>
@@ -5438,7 +5438,7 @@
         <w:t xml:space="preserve">• </w:t>
       </w:r>
       <w:r>
-        <w:t xml:space="preserve">归类说明：六类按标题关键词优先级匹配（①→⑤，未命中归入⑥）；各模块条目设「国际 CRO 动态」「国内 CRO 动态」章节小标题（国际在前，主线概述为整体研判不分国内外）；条目为公司+概述+日期格式，概述统一为 ≤20 字中文（中文标题子句提取压缩、英文标题规则式生成），点击概述文字跳转原文地址</w:t>
+        <w:t xml:space="preserve">归类说明：六类按标题关键词优先级匹配（①→⑤，未命中归入⑥）；各模块条目设带章节号的小标题「N.1 国际 CRO 动态」「N.2 国内 CRO 动态」（N 为模块序号，国际在前，主线概述为整体研判不分国内外）；条目为公司+概述+日期格式，概述统一为 ≤20 字中文（中文标题子句提取压缩、英文标题规则式生成），点击概述文字跳转原文地址</w:t>
       </w:r>
     </w:p>
     <w:p>

--- a/CRO周报_2026-08-14至2026-08-20.docx
+++ b/CRO周报_2026-08-14至2026-08-20.docx
@@ -40,7 +40,7 @@
         <w:t xml:space="preserve">本期看点</w:t>
       </w:r>
       <w:r>
-        <w:t xml:space="preserve">：战略合作（2 条）与数字技术与AI（1 条）为记录最集中的两个方向；海外 7 家合计 2 条、国内 10 家合计 4 条，博济医药（3 条）记录量居首；本周窗口共收录 6 条，来自 博济医药、Syneos Health、诺思格、ICON。</w:t>
+        <w:t xml:space="preserve">：①战略合作：国内外合作路径分化——博济医药 以“助力获批”项目合作为主；③数字技术与AI：AI 从单点试点走向平台化与生态绑定——Syneos Health 推进AI能力建设；⑤资产整合与市场融资：资产整合与融资活动并行——诺思格 提前终止回购公司股份方案暨回购实施结果；⑦其他动态：产品获批与品牌活动交织——ICON 发布社会责任报告；博济医药 股票交易异常波动公告</w:t>
       </w:r>
     </w:p>
     <w:p>
@@ -67,7 +67,7 @@
         <w:pStyle w:val="Heading3"/>
       </w:pPr>
       <w:r>
-        <w:t xml:space="preserve">1.1 海外 CRO 动态</w:t>
+        <w:t xml:space="preserve">1.1 海外 CRO</w:t>
       </w:r>
     </w:p>
     <w:p>
@@ -80,24 +80,18 @@
         <w:pStyle w:val="Heading3"/>
       </w:pPr>
       <w:r>
-        <w:t xml:space="preserve">1.2 国内 CRO 动态</w:t>
-      </w:r>
-    </w:p>
-    <w:p>
-      <w:pPr>
-        <w:ind w:left="360" w:hanging="360"/>
-      </w:pPr>
-      <w:r>
-        <w:t xml:space="preserve">• </w:t>
-      </w:r>
-      <w:r>
-        <w:rPr>
-          <w:b/>
-        </w:rPr>
-        <w:t xml:space="preserve">博济医药</w:t>
-      </w:r>
-      <w:r>
-        <w:t xml:space="preserve"> </w:t>
+        <w:t xml:space="preserve">1.2 国内 CRO</w:t>
+      </w:r>
+    </w:p>
+    <w:p>
+      <w:r>
+        <w:rPr>
+          <w:b/>
+        </w:rPr>
+        <w:t xml:space="preserve">1.14天拿下3项NDA！博济医药助力客户连斩新药批件，彰显临研硬核实力</w:t>
+      </w:r>
+      <w:r>
+        <w:t xml:space="preserve"> 2026/8/19 </w:t>
       </w:r>
       <w:hyperlink r:id="rId2">
         <w:r>
@@ -105,28 +99,24 @@
             <w:color w:val="0563C1"/>
             <w:u w:val="single"/>
           </w:rPr>
-          <w:t xml:space="preserve">博济医药14天内助力客户获得3项新药批件，展现临床研究实力；此举强化其在医药外包领域的竞争力。</w:t>
+          <w:t xml:space="preserve">浏览详情</w:t>
         </w:r>
       </w:hyperlink>
-      <w:r>
-        <w:t xml:space="preserve">｜2026-08-19</w:t>
-      </w:r>
-    </w:p>
-    <w:p>
-      <w:pPr>
-        <w:ind w:left="360" w:hanging="360"/>
-      </w:pPr>
-      <w:r>
-        <w:t xml:space="preserve">• </w:t>
-      </w:r>
-      <w:r>
-        <w:rPr>
-          <w:b/>
-        </w:rPr>
-        <w:t xml:space="preserve">博济医药</w:t>
-      </w:r>
-      <w:r>
-        <w:t xml:space="preserve"> </w:t>
+    </w:p>
+    <w:p>
+      <w:r>
+        <w:t xml:space="preserve">博济医药14天内助力客户获得3项新药批件，展现临床研究实力；此举强化其在医药外包领域的竞争力。</w:t>
+      </w:r>
+    </w:p>
+    <w:p>
+      <w:r>
+        <w:rPr>
+          <w:b/>
+        </w:rPr>
+        <w:t xml:space="preserve">2.喜报！首个儿童便秘中成药获批上市！博济医药助力关键性Ⅲ期临床研究！</w:t>
+      </w:r>
+      <w:r>
+        <w:t xml:space="preserve"> 2026/8/17 </w:t>
       </w:r>
       <w:hyperlink r:id="rId3">
         <w:r>
@@ -134,11 +124,13 @@
             <w:color w:val="0563C1"/>
             <w:u w:val="single"/>
           </w:rPr>
-          <w:t xml:space="preserve">首个儿童便秘中成药获批上市，博济医药助力关键性Ⅲ期临床研究；彰显博济医药在儿童用药领域的研发实力。</w:t>
+          <w:t xml:space="preserve">浏览详情</w:t>
         </w:r>
       </w:hyperlink>
-      <w:r>
-        <w:t xml:space="preserve">｜2026-08-17</w:t>
+    </w:p>
+    <w:p>
+      <w:r>
+        <w:t xml:space="preserve">首个儿童便秘中成药获批上市，博济医药助力关键性Ⅲ期临床研究；彰显博济医药在儿童用药领域的研发实力。</w:t>
       </w:r>
     </w:p>
     <w:p>
@@ -157,7 +149,7 @@
         <w:t xml:space="preserve">主线：</w:t>
       </w:r>
       <w:r>
-        <w:t xml:space="preserve">财报季分化明显：Medpace 增速领跑，Fortrea 收入下滑但上调指引，ICON 增长近停滞</w:t>
+        <w:t xml:space="preserve">本周暂无相关动态</w:t>
       </w:r>
     </w:p>
     <w:p>
@@ -189,24 +181,18 @@
         <w:pStyle w:val="Heading3"/>
       </w:pPr>
       <w:r>
-        <w:t xml:space="preserve">3.1 海外 CRO 动态</w:t>
-      </w:r>
-    </w:p>
-    <w:p>
-      <w:pPr>
-        <w:ind w:left="360" w:hanging="360"/>
-      </w:pPr>
-      <w:r>
-        <w:t xml:space="preserve">• </w:t>
-      </w:r>
-      <w:r>
-        <w:rPr>
-          <w:b/>
-        </w:rPr>
-        <w:t xml:space="preserve">Syneos Health</w:t>
-      </w:r>
-      <w:r>
-        <w:t xml:space="preserve"> </w:t>
+        <w:t xml:space="preserve">3.1 海外 CRO</w:t>
+      </w:r>
+    </w:p>
+    <w:p>
+      <w:r>
+        <w:rPr>
+          <w:b/>
+        </w:rPr>
+        <w:t xml:space="preserve">1.Syneos Health：推进AI能力建设</w:t>
+      </w:r>
+      <w:r>
+        <w:t xml:space="preserve"> 2026/8/18 </w:t>
       </w:r>
       <w:hyperlink r:id="rId4">
         <w:r>
@@ -214,11 +200,13 @@
             <w:color w:val="0563C1"/>
             <w:u w:val="single"/>
           </w:rPr>
-          <w:t xml:space="preserve">Syneos Health推出AI驱动的临床试验生态系统，旨在优化试验表现并加速决策过程。此举将提升临床试验效率，推动医药行业创新。</w:t>
+          <w:t xml:space="preserve">浏览详情</w:t>
         </w:r>
       </w:hyperlink>
-      <w:r>
-        <w:t xml:space="preserve">｜2026-08-18</w:t>
+    </w:p>
+    <w:p>
+      <w:r>
+        <w:t xml:space="preserve">Syneos Health推出AI驱动的临床试验生态系统，旨在优化试验表现并加速决策过程。此举将提升临床试验效率，推动医药行业创新。</w:t>
       </w:r>
     </w:p>
     <w:p>
@@ -226,7 +214,7 @@
         <w:pStyle w:val="Heading3"/>
       </w:pPr>
       <w:r>
-        <w:t xml:space="preserve">3.2 国内 CRO 动态</w:t>
+        <w:t xml:space="preserve">3.2 国内 CRO</w:t>
       </w:r>
     </w:p>
     <w:p>
@@ -282,7 +270,7 @@
         <w:pStyle w:val="Heading3"/>
       </w:pPr>
       <w:r>
-        <w:t xml:space="preserve">5.1 海外 CRO 动态</w:t>
+        <w:t xml:space="preserve">5.1 海外 CRO</w:t>
       </w:r>
     </w:p>
     <w:p>
@@ -295,7 +283,7 @@
         <w:pStyle w:val="Heading3"/>
       </w:pPr>
       <w:r>
-        <w:t xml:space="preserve">5.2 国内 CRO 动态</w:t>
+        <w:t xml:space="preserve">5.2 国内 CRO</w:t>
       </w:r>
     </w:p>
     <w:p>
@@ -346,20 +334,14 @@
       </w:r>
     </w:p>
     <w:p>
-      <w:pPr>
-        <w:ind w:left="360" w:hanging="360"/>
-      </w:pPr>
-      <w:r>
-        <w:t xml:space="preserve">• </w:t>
-      </w:r>
-      <w:r>
-        <w:rPr>
-          <w:b/>
-        </w:rPr>
-        <w:t xml:space="preserve">诺思格</w:t>
-      </w:r>
-      <w:r>
-        <w:t xml:space="preserve"> </w:t>
+      <w:r>
+        <w:rPr>
+          <w:b/>
+        </w:rPr>
+        <w:t xml:space="preserve">1.诺思格：关于提前终止回购公司股份方案暨回购实施结果的公告</w:t>
+      </w:r>
+      <w:r>
+        <w:t xml:space="preserve"> 2026/8/14 </w:t>
       </w:r>
       <w:hyperlink r:id="rId5">
         <w:r>
@@ -367,11 +349,13 @@
             <w:color w:val="0563C1"/>
             <w:u w:val="single"/>
           </w:rPr>
-          <w:t xml:space="preserve">提前终止回购公司股份方案暨回购实施结果</w:t>
+          <w:t xml:space="preserve">浏览详情</w:t>
         </w:r>
       </w:hyperlink>
-      <w:r>
-        <w:t xml:space="preserve">｜2026-08-14</w:t>
+    </w:p>
+    <w:p>
+      <w:r>
+        <w:t xml:space="preserve">提前终止回购公司股份方案暨回购实施结果</w:t>
       </w:r>
     </w:p>
     <w:p>
@@ -422,24 +406,18 @@
         <w:pStyle w:val="Heading3"/>
       </w:pPr>
       <w:r>
-        <w:t xml:space="preserve">7.1 海外 CRO 动态</w:t>
-      </w:r>
-    </w:p>
-    <w:p>
-      <w:pPr>
-        <w:ind w:left="360" w:hanging="360"/>
-      </w:pPr>
-      <w:r>
-        <w:t xml:space="preserve">• </w:t>
-      </w:r>
-      <w:r>
-        <w:rPr>
-          <w:b/>
-        </w:rPr>
-        <w:t xml:space="preserve">ICON</w:t>
-      </w:r>
-      <w:r>
-        <w:t xml:space="preserve"> </w:t>
+        <w:t xml:space="preserve">7.1 海外 CRO</w:t>
+      </w:r>
+    </w:p>
+    <w:p>
+      <w:r>
+        <w:rPr>
+          <w:b/>
+        </w:rPr>
+        <w:t xml:space="preserve">1.ICON：发布社会责任报告</w:t>
+      </w:r>
+      <w:r>
+        <w:t xml:space="preserve"> 2026/8/20 </w:t>
       </w:r>
       <w:hyperlink r:id="rId6">
         <w:r>
@@ -447,11 +425,13 @@
             <w:color w:val="0563C1"/>
             <w:u w:val="single"/>
           </w:rPr>
-          <w:t xml:space="preserve">ICON发布2025年社会责任报告，涵盖全球多个行业，助力药物研发效率提升。报告强调患者影响、创新与可持续性，推动行业进步。</w:t>
+          <w:t xml:space="preserve">浏览详情</w:t>
         </w:r>
       </w:hyperlink>
-      <w:r>
-        <w:t xml:space="preserve">｜2026-08-20</w:t>
+    </w:p>
+    <w:p>
+      <w:r>
+        <w:t xml:space="preserve">ICON发布2025年社会责任报告，涵盖全球多个行业，助力药物研发效率提升。报告强调患者影响、创新与可持续性，推动行业进步。</w:t>
       </w:r>
     </w:p>
     <w:p>
@@ -459,24 +439,18 @@
         <w:pStyle w:val="Heading3"/>
       </w:pPr>
       <w:r>
-        <w:t xml:space="preserve">7.2 国内 CRO 动态</w:t>
-      </w:r>
-    </w:p>
-    <w:p>
-      <w:pPr>
-        <w:ind w:left="360" w:hanging="360"/>
-      </w:pPr>
-      <w:r>
-        <w:t xml:space="preserve">• </w:t>
-      </w:r>
-      <w:r>
-        <w:rPr>
-          <w:b/>
-        </w:rPr>
-        <w:t xml:space="preserve">博济医药</w:t>
-      </w:r>
-      <w:r>
-        <w:t xml:space="preserve"> </w:t>
+        <w:t xml:space="preserve">7.2 国内 CRO</w:t>
+      </w:r>
+    </w:p>
+    <w:p>
+      <w:r>
+        <w:rPr>
+          <w:b/>
+        </w:rPr>
+        <w:t xml:space="preserve">2.博济医药：股票交易异常波动公告</w:t>
+      </w:r>
+      <w:r>
+        <w:t xml:space="preserve"> 2026/8/14 </w:t>
       </w:r>
       <w:hyperlink r:id="rId7">
         <w:r>
@@ -484,18 +458,20 @@
             <w:color w:val="0563C1"/>
             <w:u w:val="single"/>
           </w:rPr>
-          <w:t xml:space="preserve">股票交易异常波动公告</w:t>
+          <w:t xml:space="preserve">浏览详情</w:t>
         </w:r>
       </w:hyperlink>
-      <w:r>
-        <w:t xml:space="preserve">｜2026-08-14</w:t>
-      </w:r>
-    </w:p>
-    <w:p>
-      <w:pPr>
-        <w:pStyle w:val="Heading2"/>
-      </w:pPr>
-      <w:r>
+    </w:p>
+    <w:p>
+      <w:r>
+        <w:t xml:space="preserve">股票交易异常波动公告</w:t>
+      </w:r>
+    </w:p>
+    <w:p>
+      <w:r>
+        <w:rPr>
+          <w:b/>
+        </w:rPr>
         <w:t xml:space="preserve">编者观察</w:t>
       </w:r>
     </w:p>
@@ -568,10 +544,10 @@
       </w:r>
     </w:p>
     <w:p>
-      <w:pPr>
-        <w:pStyle w:val="Heading2"/>
-      </w:pPr>
-      <w:r>
+      <w:r>
+        <w:rPr>
+          <w:b/>
+        </w:rPr>
         <w:t xml:space="preserve">数据来源与生成日期</w:t>
       </w:r>
     </w:p>
